--- a/docs/CollectFlow_Remediation_Handover_Status_Report.docx
+++ b/docs/CollectFlow_Remediation_Handover_Status_Report.docx
@@ -712,7 +712,7 @@
                 <w:color w:val="2D3748"/>
                 <w:sz w:val="18"/>
               </w:rPr>
-              <w:t>Head Commit: da84250</w:t>
+              <w:t>Head Commit: 58f554b</w:t>
             </w:r>
           </w:p>
         </w:tc>
